--- a/livrables/lecons/appli-ia/2026-08-28_lecon-appli-ia_05_interface-react-composants.docx
+++ b/livrables/lecons/appli-ia/2026-08-28_lecon-appli-ia_05_interface-react-composants.docx
@@ -2480,7 +2480,7 @@
                 <w:sz w:val="20"/>
                 <w:szCs w:val="20"/>
               </w:rPr>
-              <w:t xml:space="preserve">// et n'applique pas la politique CORS.</w:t>
+              <w:t xml:space="preserve">// et n'applique pas la politique CORS — vérifié le 25/09/2026.</w:t>
             </w:r>
           </w:p>
           <w:p>
@@ -2740,6 +2740,17 @@
           <w:szCs w:val="22"/>
         </w:rPr>
         <w:t xml:space="preserve">Réponse : le navigateur appliquerait la politique CORS (Cross-Origin Resource Sharing) et bloquerait les requêtes vers /api. Le serveur Node.js répondrait normalement, mais le navigateur refuserait d'utiliser la réponse. Le proxy résout ça en faisant croire que tout vient d'une seule origine.</w:t>
+      </w:r>
+      <w:r>
+        <w:rPr>
+          <w:rFonts w:ascii="Times New Roman" w:cs="Times New Roman" w:eastAsia="Times New Roman" w:hAnsi="Times New Roman"/>
+          <w:i/>
+          <w:iCs/>
+          <w:color w:val="6B7280"/>
+          <w:sz w:val="20"/>
+          <w:szCs w:val="20"/>
+        </w:rPr>
+        <w:t xml:space="preserve"> [Corrigé le 25/09/2026 : réponse vérifiée, pas corrigée. Mesuré le 25/09/2026, serveur Node sur le port 3000 et frontend sur 5173 : via le proxy, même origine, fetch rend HTTP 200 ; en appel direct à http://localhost:3000, le navigateur refuse — la console imprime Access to fetch at http://localhost:3000/api/inventaire from origin http://localhost:5173 has been blocked by CORS policy: No Access-Control-Allow-Origin header is present on the requested resource, puis net::ERR_FAILED, et le code attrape TypeError: Failed to fetch. scripts/serveur.js n'émet aucun en-tête CORS, vérifié le même jour à curl -D -.]</w:t>
       </w:r>
     </w:p>
     <w:p>
@@ -5982,7 +5993,7 @@
                 <w:sz w:val="20"/>
                 <w:szCs w:val="20"/>
               </w:rPr>
-              <w:t xml:space="preserve">Cannot find module 'vite'</w:t>
+              <w:t xml:space="preserve">sh: vite: command not found</w:t>
             </w:r>
           </w:p>
         </w:tc>
@@ -5999,6 +6010,17 @@
                 <w:szCs w:val="20"/>
               </w:rPr>
               <w:t xml:space="preserve">npm install non exécuté dans frontend/</w:t>
+            </w:r>
+            <w:r>
+              <w:rPr>
+                <w:rFonts w:ascii="Times New Roman" w:cs="Times New Roman" w:eastAsia="Times New Roman" w:hAnsi="Times New Roman"/>
+                <w:i/>
+                <w:iCs/>
+                <w:color w:val="6B7280"/>
+                <w:sz w:val="20"/>
+                <w:szCs w:val="20"/>
+              </w:rPr>
+              <w:t xml:space="preserve"> [Corrigé le 25/09/2026 : le symptôme était écrit « Cannot find module 'vite' », et il ne correspond pas au chemin décrit par cette ligne. Mesuré le 25/09/2026 sur un frontend/ sans node_modules : « npm run build » rend « sh: vite: command not found », parce que npm cherche un EXÉCUTABLE dans node_modules/.bin. « Error: Cannot find module 'vite' » existe aussi, mais c'est ce que rend un require('vite') depuis du code — pas ce que voit quelqu'un qui a oublié npm install. À noter pour le jour où : « npx vite build » n'échoue pas du tout, il INSTALLE vite (mesuré le même jour).]</w:t>
             </w:r>
           </w:p>
         </w:tc>
@@ -6082,7 +6104,7 @@
                 <w:sz w:val="20"/>
                 <w:szCs w:val="20"/>
               </w:rPr>
-              <w:t xml:space="preserve">Données absentes, console : net::ERR_CONNECTION_REFUSED</w:t>
+              <w:t xml:space="preserve">Données absentes, console : Failed to load resource: the server responded with a status of 502 (Bad Gateway)</w:t>
             </w:r>
           </w:p>
         </w:tc>
@@ -6099,6 +6121,17 @@
                 <w:szCs w:val="20"/>
               </w:rPr>
               <w:t xml:space="preserve">Même cause — serveur arrêté</w:t>
+            </w:r>
+            <w:r>
+              <w:rPr>
+                <w:rFonts w:ascii="Times New Roman" w:cs="Times New Roman" w:eastAsia="Times New Roman" w:hAnsi="Times New Roman"/>
+                <w:i/>
+                <w:iCs/>
+                <w:color w:val="6B7280"/>
+                <w:sz w:val="20"/>
+                <w:szCs w:val="20"/>
+              </w:rPr>
+              <w:t xml:space="preserve"> [Corrigé le 25/09/2026 : le symptôme était écrit « net::ERR_CONNECTION_REFUSED », et il ne peut pas se produire dans CE projet. Mesuré le 25/09/2026, serveur Node arrêté, frontend lancé : le navigateur affiche « Failed to load resource: the server responded with a status of 502 (Bad Gateway) » et fetch ne lève même pas d'exception — il rend une réponse HTTP 502. La raison est dans le vite.config.js de cette leçon : le proxy /api → localhost:3000 est CÔTÉ SERVEUR, c'est Vite qui se heurte au port fermé, pas le navigateur. « net::ERR_CONNECTION_REFUSED » n'apparaît que sur un appel direct à http://localhost:3000, mesuré le même jour pour comparaison.]</w:t>
             </w:r>
           </w:p>
         </w:tc>
@@ -7104,6 +7137,17 @@
         </w:rPr>
         <w:t xml:space="preserve">  for side-effect import of './index.css'.</w:t>
       </w:r>
+      <w:r>
+        <w:rPr>
+          <w:rFonts w:ascii="Times New Roman" w:cs="Times New Roman" w:eastAsia="Times New Roman" w:hAnsi="Times New Roman"/>
+          <w:i/>
+          <w:iCs/>
+          <w:color w:val="6B7280"/>
+          <w:sz w:val="20"/>
+          <w:szCs w:val="20"/>
+        </w:rPr>
+        <w:t xml:space="preserve"> [Corrigé le 25/09/2026 : sortie vérifiée, pas corrigée : elle était exacte le 28/08/2026. Rejouée le 25/09/2026 en retirant src/vite-env.d.ts — « src/App.tsx(9,8): error TS2882: Cannot find module or type declarations for side-effect import of './index.css'. » Le code, le texte et la colonne sont identiques ; seule la LIGNE a bougé, de 4 à 9, parce qu'App.tsx a grossi depuis. Une sortie datée vieillit sur son numéro de ligne, pas sur son message.]</w:t>
+      </w:r>
     </w:p>
     <w:p>
       <w:pPr>
@@ -7704,6 +7748,97 @@
           <w:szCs w:val="22"/>
         </w:rPr>
         <w:t xml:space="preserve">Vérifié lors de la relecture et inchangé. Les quatre URL répondent 200 sans redirection. Les quatre versions annoncées existent réellement sur npm, contrôlées le 06/09/2026 : react et react-dom en 19.2.8, @vitejs/plugin-react en 6.1.1, vite en 8.2.2. Le build du frontend passe. La liste « null, undefined et false ne rendent rien » est exacte ET complète : le zéro en est justement absent, alors que c'est lui qui avait corrompu le .docx de la leçon n°04 en produisant des balises invalides. La règle des hooks est conforme à react.dev — « Don't call Hooks inside loops, conditions, nested functions ». Sont également exacts : le Virtual DOM, la majuscule obligatoire des composants, className plutôt que class, la racine unique ou le fragment, et le rôle du tableau de dépendances de useEffect. Le journal du 28/08 sur l'épinglage des versions reste l'un des meilleurs passages du parcours : il explique que laisser « * » dans un package.json ne respecte pas le garde-fou interdisant d'écrire une version de mémoire, mais le CONTOURNE — et que c'est pire, puisque le build cesse d'être reproductible.</w:t>
+      </w:r>
+    </w:p>
+    <w:p>
+      <w:pPr>
+        <w:spacing w:after="120" w:before="360" w:line="276"/>
+      </w:pPr>
+      <w:r>
+        <w:rPr>
+          <w:rFonts w:ascii="Times New Roman" w:cs="Times New Roman" w:eastAsia="Times New Roman" w:hAnsi="Times New Roman"/>
+          <w:b/>
+          <w:bCs/>
+          <w:color w:val="1F2937"/>
+          <w:sz w:val="22"/>
+          <w:szCs w:val="22"/>
+        </w:rPr>
+        <w:t xml:space="preserve">📝 Journal des corrections — 25 septembre 2026</w:t>
+      </w:r>
+    </w:p>
+    <w:p>
+      <w:pPr>
+        <w:spacing w:after="60" w:before="60" w:line="276"/>
+      </w:pPr>
+      <w:r>
+        <w:rPr>
+          <w:rFonts w:ascii="Times New Roman" w:cs="Times New Roman" w:eastAsia="Times New Roman" w:hAnsi="Times New Roman"/>
+          <w:b/>
+          <w:bCs/>
+          <w:color w:val="1F2937"/>
+          <w:sz w:val="22"/>
+          <w:szCs w:val="22"/>
+        </w:rPr>
+        <w:t xml:space="preserve">Deux symptômes du tableau ne correspondaient pas au chemin qu'ils décrivaient.</w:t>
+      </w:r>
+      <w:r>
+        <w:rPr>
+          <w:rFonts w:ascii="Times New Roman" w:cs="Times New Roman" w:eastAsia="Times New Roman" w:hAnsi="Times New Roman"/>
+          <w:color w:val="1F2937"/>
+          <w:sz w:val="22"/>
+          <w:szCs w:val="22"/>
+        </w:rPr>
+        <w:t xml:space="preserve"> ① « Cannot find module 'vite' » pour un npm install oublié : mesuré le 25/09/2026, « npm run build » sans node_modules rend « sh: vite: command not found », parce que npm cherche un exécutable et non un module. Le message publié existe, mais il vient d'un require('vite') dans du code. ② « net::ERR_CONNECTION_REFUSED » quand le serveur Node est arrêté : impossible dans ce projet, parce que le proxy /api du vite.config.js de cette leçon même est côté serveur. Mesuré : « Failed to load resource: the server responded with a status of 502 (Bad Gateway) », et fetch rend une réponse 502 sans lever d'exception.</w:t>
+      </w:r>
+    </w:p>
+    <w:p>
+      <w:pPr>
+        <w:spacing w:after="60" w:before="60" w:line="276"/>
+      </w:pPr>
+      <w:r>
+        <w:rPr>
+          <w:rFonts w:ascii="Times New Roman" w:cs="Times New Roman" w:eastAsia="Times New Roman" w:hAnsi="Times New Roman"/>
+          <w:b/>
+          <w:bCs/>
+          <w:color w:val="1F2937"/>
+          <w:sz w:val="22"/>
+          <w:szCs w:val="22"/>
+        </w:rPr>
+        <w:t xml:space="preserve">La sortie du typage, elle, était exacte — et son numéro de ligne a vieilli.</w:t>
+      </w:r>
+      <w:r>
+        <w:rPr>
+          <w:rFonts w:ascii="Times New Roman" w:cs="Times New Roman" w:eastAsia="Times New Roman" w:hAnsi="Times New Roman"/>
+          <w:color w:val="1F2937"/>
+          <w:sz w:val="22"/>
+          <w:szCs w:val="22"/>
+        </w:rPr>
+        <w:t xml:space="preserve"> « src/App.tsx(4,8): error TS2882: Cannot find module or type declarations for side-effect import of './index.css'. » a été rejouée le 25/09/2026 en retirant src/vite-env.d.ts : message, code et colonne identiques, ligne passée de 4 à 9 parce qu'App.tsx a grossi. La date de mesure est désormais dans la ligne. C'est la troisième fois que ce parcours publie une sortie qui se périme seule (leçon 03 le 14/08, leçon 08 le 18/09), et la première fois que la péremption ne porte que sur un numéro.</w:t>
+      </w:r>
+    </w:p>
+    <w:p>
+      <w:pPr>
+        <w:spacing w:after="60" w:before="60" w:line="276"/>
+      </w:pPr>
+      <w:r>
+        <w:rPr>
+          <w:rFonts w:ascii="Times New Roman" w:cs="Times New Roman" w:eastAsia="Times New Roman" w:hAnsi="Times New Roman"/>
+          <w:b/>
+          <w:bCs/>
+          <w:color w:val="1F2937"/>
+          <w:sz w:val="22"/>
+          <w:szCs w:val="22"/>
+        </w:rPr>
+        <w:t xml:space="preserve">Ce qui a été relu et n'a pas bougé.</w:t>
+      </w:r>
+      <w:r>
+        <w:rPr>
+          <w:rFonts w:ascii="Times New Roman" w:cs="Times New Roman" w:eastAsia="Times New Roman" w:hAnsi="Times New Roman"/>
+          <w:color w:val="1F2937"/>
+          <w:sz w:val="22"/>
+          <w:szCs w:val="22"/>
+        </w:rPr>
+        <w:t xml:space="preserve"> Les corrections du 28/08, du 06/09 et du 11/09/2026 (dont les quinze puces vides) tiennent, et les deux erreurs TS18047 du même bloc sont exactes. Cette passe ne porte que sur les trois sorties ci-dessus, relevées par le contrôle (g) de l'étape 5 bis écrit le 25/09/2026.</w:t>
       </w:r>
     </w:p>
     <w:sectPr>

--- a/livrables/lecons/appli-ia/2026-08-28_lecon-appli-ia_05_interface-react-composants.docx
+++ b/livrables/lecons/appli-ia/2026-08-28_lecon-appli-ia_05_interface-react-composants.docx
@@ -6054,7 +6054,7 @@
                 <w:sz w:val="20"/>
                 <w:szCs w:val="20"/>
               </w:rPr>
-              <w:t xml:space="preserve">Données absentes, console : Failed to fetch</w:t>
+              <w:t xml:space="preserve">Données absentes, console : Failed to load resource: net::ERR_CONNECTION_REFUSED (et TypeError: Failed to fetch attrapée dans le code)</w:t>
             </w:r>
           </w:p>
         </w:tc>
@@ -6070,7 +6070,18 @@
                 <w:sz w:val="20"/>
                 <w:szCs w:val="20"/>
               </w:rPr>
-              <w:t xml:space="preserve">Serveur Node (port 3000) non démarré</w:t>
+              <w:t xml:space="preserve">Appel DIRECT à http://localhost:3000, sans passer par le proxy, serveur arrêté</w:t>
+            </w:r>
+            <w:r>
+              <w:rPr>
+                <w:rFonts w:ascii="Times New Roman" w:cs="Times New Roman" w:eastAsia="Times New Roman" w:hAnsi="Times New Roman"/>
+                <w:i/>
+                <w:iCs/>
+                <w:color w:val="6B7280"/>
+                <w:sz w:val="20"/>
+                <w:szCs w:val="20"/>
+              </w:rPr>
+              <w:t xml:space="preserve"> [Corrigé le 25/09/2026 : cette ligne disait « console : Failed to fetch » pour la même cause que la ligne suivante, et les deux ne peuvent pas être vraies ensemble. Mesuré le 25/09/2026, serveur arrêté : un appel qui passe par le proxy /api rend un 502 côté navigateur (ligne suivante) ; un appel direct à http://localhost:3000 rend, lui, « Failed to load resource: net::ERR_CONNECTION_REFUSED » dans la console et une TypeError: Failed to fetch dans le code. Les deux lignes décrivent donc deux chemins différents, et le disent maintenant.]</w:t>
             </w:r>
           </w:p>
         </w:tc>
@@ -6165,7 +6176,7 @@
                 <w:sz w:val="20"/>
                 <w:szCs w:val="20"/>
               </w:rPr>
-              <w:t xml:space="preserve">Invalid hook call</w:t>
+              <w:t xml:space="preserve">Invalid hook call. Hooks can only be called inside of the body of a function component.</w:t>
             </w:r>
           </w:p>
         </w:tc>
@@ -6182,6 +6193,17 @@
                 <w:szCs w:val="20"/>
               </w:rPr>
               <w:t xml:space="preserve">Hook appelé dans une condition ou boucle</w:t>
+            </w:r>
+            <w:r>
+              <w:rPr>
+                <w:rFonts w:ascii="Times New Roman" w:cs="Times New Roman" w:eastAsia="Times New Roman" w:hAnsi="Times New Roman"/>
+                <w:i/>
+                <w:iCs/>
+                <w:color w:val="6B7280"/>
+                <w:sz w:val="20"/>
+                <w:szCs w:val="20"/>
+              </w:rPr>
+              <w:t xml:space="preserve"> [Corrigé le 25/09/2026 : le symptôme s'arrêtait aux trois premiers mots. Reproduit le 25/09/2026 en appelant useState hors de tout composant : React imprime la phrase complète, puis trois raisons numérotées (versions de React et du renderer désaccordées ; règles des hooks enfreintes ; plusieurs copies de React) et un lien vers la page de react.dev consacrée aux appels de hooks invalides. À noter, parce que la cause donnée ici le laisse croire : un hook placé dans une condition NE DÉCLENCHE PAS l'erreur tant que la condition ne change pas d'un rendu à l'autre — mesuré le même jour. React ne détecte que le changement d'ORDRE des hooks, pas la condition elle-même.]</w:t>
             </w:r>
           </w:p>
         </w:tc>
@@ -6265,7 +6287,7 @@
                 <w:sz w:val="20"/>
                 <w:szCs w:val="20"/>
               </w:rPr>
-              <w:t xml:space="preserve">Unexpected token '&lt;'</w:t>
+              <w:t xml:space="preserve">SyntaxError: Unexpected token '&lt;'</w:t>
             </w:r>
           </w:p>
         </w:tc>
@@ -6282,6 +6304,17 @@
                 <w:szCs w:val="20"/>
               </w:rPr>
               <w:t xml:space="preserve">JSX non compilé — fichier servi tel quel</w:t>
+            </w:r>
+            <w:r>
+              <w:rPr>
+                <w:rFonts w:ascii="Times New Roman" w:cs="Times New Roman" w:eastAsia="Times New Roman" w:hAnsi="Times New Roman"/>
+                <w:i/>
+                <w:iCs/>
+                <w:color w:val="6B7280"/>
+                <w:sz w:val="20"/>
+                <w:szCs w:val="20"/>
+              </w:rPr>
+              <w:t xml:space="preserve"> [Corrigé le 25/09/2026 : le symptôme manquait « SyntaxError: ». Reproduit le 25/09/2026 en donnant du JSX à un moteur JavaScript : la ligne complète est « SyntaxError: Unexpected token '&lt;' ».]</w:t>
             </w:r>
           </w:p>
         </w:tc>
@@ -7190,6 +7223,17 @@
         </w:rPr>
         <w:t xml:space="preserve">La première se règle par un fichier de déclaration (src/vite-env.d.ts) : le compilateur ignore les extensions que seul le bundler sait traiter. Les deux autres sont intéressantes. Le code testait !chargement &amp;&amp; !erreur pour en déduire que la liste était chargée. C'est vrai en pratique — mais RIEN dans le code ne le garantit : trois états indépendants peuvent en théorie se contredire. Les conditions testent maintenant la donnée elle-même, livrables !== null. Le compilateur n'a pas signalé un bug qui plantait aujourd'hui ; il a signalé une hypothèse implicite, c'est-à-dire un bug de demain.</w:t>
       </w:r>
+      <w:r>
+        <w:rPr>
+          <w:rFonts w:ascii="Times New Roman" w:cs="Times New Roman" w:eastAsia="Times New Roman" w:hAnsi="Times New Roman"/>
+          <w:i/>
+          <w:iCs/>
+          <w:color w:val="6B7280"/>
+          <w:sz w:val="20"/>
+          <w:szCs w:val="20"/>
+        </w:rPr>
+        <w:t xml:space="preserve"> [Vérifié le 25/09/2026 : la FORME de ces deux lignes est exacte — rejouée en retirant la garde du useMemo, tsc rend « src/GrilleCategorie.tsx(65,12): error TS18047: 'livrables' is possibly 'null'. » Seules les coordonnées ont bougé depuis le 28/08, le fichier ayant changé — comme pour le TS2882 de la ligne au-dessus. Une sortie datée vieillit sur ses numéros, pas sur son message.]</w:t>
+      </w:r>
     </w:p>
     <w:p>
       <w:pPr>
@@ -7839,6 +7883,122 @@
           <w:szCs w:val="22"/>
         </w:rPr>
         <w:t xml:space="preserve"> Les corrections du 28/08, du 06/09 et du 11/09/2026 (dont les quinze puces vides) tiennent, et les deux erreurs TS18047 du même bloc sont exactes. Cette passe ne porte que sur les trois sorties ci-dessus, relevées par le contrôle (g) de l'étape 5 bis écrit le 25/09/2026.</w:t>
+      </w:r>
+    </w:p>
+    <w:p>
+      <w:pPr>
+        <w:spacing w:after="120" w:before="360" w:line="276"/>
+      </w:pPr>
+      <w:r>
+        <w:rPr>
+          <w:rFonts w:ascii="Times New Roman" w:cs="Times New Roman" w:eastAsia="Times New Roman" w:hAnsi="Times New Roman"/>
+          <w:b/>
+          <w:bCs/>
+          <w:color w:val="1F2937"/>
+          <w:sz w:val="22"/>
+          <w:szCs w:val="22"/>
+        </w:rPr>
+        <w:t xml:space="preserve">📝 Journal des corrections — 25 septembre 2026</w:t>
+      </w:r>
+    </w:p>
+    <w:p>
+      <w:pPr>
+        <w:spacing w:after="60" w:before="60" w:line="276"/>
+      </w:pPr>
+      <w:r>
+        <w:rPr>
+          <w:rFonts w:ascii="Times New Roman" w:cs="Times New Roman" w:eastAsia="Times New Roman" w:hAnsi="Times New Roman"/>
+          <w:b/>
+          <w:bCs/>
+          <w:color w:val="1F2937"/>
+          <w:sz w:val="22"/>
+          <w:szCs w:val="22"/>
+        </w:rPr>
+        <w:t xml:space="preserve">Trois messages de plus, dans le même tableau, que la correction du matin n'avait pas vus.</w:t>
+      </w:r>
+      <w:r>
+        <w:rPr>
+          <w:rFonts w:ascii="Times New Roman" w:cs="Times New Roman" w:eastAsia="Times New Roman" w:hAnsi="Times New Roman"/>
+          <w:color w:val="1F2937"/>
+          <w:sz w:val="22"/>
+          <w:szCs w:val="22"/>
+        </w:rPr>
+        <w:t xml:space="preserve"> ① « Invalid hook call » s'arrêtait aux trois premiers mots : React imprime « Invalid hook call. Hooks can only be called inside of the body of a function component. », puis trois raisons numérotées et un lien. Reproduit le 25/09/2026 en appelant useState hors de tout composant. ② « Unexpected token '&lt;' » manquait « SyntaxError: ». ③ « Données absentes, console : Failed to fetch » donnait, pour la même cause que la ligne suivante, un message incompatible avec elle.</w:t>
+      </w:r>
+    </w:p>
+    <w:p>
+      <w:pPr>
+        <w:spacing w:after="60" w:before="60" w:line="276"/>
+      </w:pPr>
+      <w:r>
+        <w:rPr>
+          <w:rFonts w:ascii="Times New Roman" w:cs="Times New Roman" w:eastAsia="Times New Roman" w:hAnsi="Times New Roman"/>
+          <w:b/>
+          <w:bCs/>
+          <w:color w:val="1F2937"/>
+          <w:sz w:val="22"/>
+          <w:szCs w:val="22"/>
+        </w:rPr>
+        <w:t xml:space="preserve">Et cette troisième ligne a révélé que les deux voisines décrivaient deux choses différentes.</w:t>
+      </w:r>
+      <w:r>
+        <w:rPr>
+          <w:rFonts w:ascii="Times New Roman" w:cs="Times New Roman" w:eastAsia="Times New Roman" w:hAnsi="Times New Roman"/>
+          <w:color w:val="1F2937"/>
+          <w:sz w:val="22"/>
+          <w:szCs w:val="22"/>
+        </w:rPr>
+        <w:t xml:space="preserve"> Mesuré le 25/09/2026, serveur Node arrêté : un appel qui passe par le proxy /api du vite.config.js de cette leçon rend un 502 Bad Gateway côté navigateur, sans lever d'exception ; un appel DIRECT à http://localhost:3000 rend « Failed to load resource: net::ERR_CONNECTION_REFUSED » et une TypeError: Failed to fetch dans le code. Les deux lignes portaient la même cause et deux messages contradictoires ; elles portent maintenant deux causes distinctes et leurs messages respectifs.</w:t>
+      </w:r>
+    </w:p>
+    <w:p>
+      <w:pPr>
+        <w:spacing w:after="60" w:before="60" w:line="276"/>
+      </w:pPr>
+      <w:r>
+        <w:rPr>
+          <w:rFonts w:ascii="Times New Roman" w:cs="Times New Roman" w:eastAsia="Times New Roman" w:hAnsi="Times New Roman"/>
+          <w:b/>
+          <w:bCs/>
+          <w:color w:val="1F2937"/>
+          <w:sz w:val="22"/>
+          <w:szCs w:val="22"/>
+        </w:rPr>
+        <w:t xml:space="preserve">Une précision sur les hooks que la leçon laissait croire fausse.</w:t>
+      </w:r>
+      <w:r>
+        <w:rPr>
+          <w:rFonts w:ascii="Times New Roman" w:cs="Times New Roman" w:eastAsia="Times New Roman" w:hAnsi="Times New Roman"/>
+          <w:color w:val="1F2937"/>
+          <w:sz w:val="22"/>
+          <w:szCs w:val="22"/>
+        </w:rPr>
+        <w:t xml:space="preserve"> La cause donnée pour « Invalid hook call » est « Hook appelé dans une condition ou boucle ». Mesuré le 25/09/2026 : un hook placé dans une condition NE DÉCLENCHE PAS l'erreur tant que cette condition ne change pas d'un rendu à l'autre — React ne détecte que le changement d'ORDRE des hooks. L'erreur reproduite ici vient d'un hook appelé hors de tout composant. La règle des hooks reste la bonne ; c'est le mécanisme de détection qui était décrit de travers.</w:t>
+      </w:r>
+    </w:p>
+    <w:p>
+      <w:pPr>
+        <w:spacing w:after="60" w:before="60" w:line="276"/>
+      </w:pPr>
+      <w:r>
+        <w:rPr>
+          <w:rFonts w:ascii="Times New Roman" w:cs="Times New Roman" w:eastAsia="Times New Roman" w:hAnsi="Times New Roman"/>
+          <w:b/>
+          <w:bCs/>
+          <w:color w:val="1F2937"/>
+          <w:sz w:val="22"/>
+          <w:szCs w:val="22"/>
+        </w:rPr>
+        <w:t xml:space="preserve">Ce qui a été vérifié et n'a pas bougé.</w:t>
+      </w:r>
+      <w:r>
+        <w:rPr>
+          <w:rFonts w:ascii="Times New Roman" w:cs="Times New Roman" w:eastAsia="Times New Roman" w:hAnsi="Times New Roman"/>
+          <w:color w:val="1F2937"/>
+          <w:sz w:val="22"/>
+          <w:szCs w:val="22"/>
+        </w:rPr>
+        <w:t xml:space="preserve"> Les deux lignes « error TS18047: 'livrables' is possibly 'null'. » sont exactes dans leur forme, rejouées le 25/09/2026 en retirant la garde du useMemo ; seules leurs coordonnées ont vieilli depuis le 28/08, comme pour le TS2882 juste au-dessus. Les trois autres lignes du tableau ont été corrigées le matin du 25/09/2026.</w:t>
       </w:r>
     </w:p>
     <w:sectPr>
